--- a/contents/tables/sophisticated/table2_sophisticated.docx
+++ b/contents/tables/sophisticated/table2_sophisticated.docx
@@ -3040,15 +3040,7 @@
           <w:sz w:val="22"/>
           <w:szCs w:val="22"/>
         </w:rPr>
-        <w:t xml:space="preserve">Sophisticated Mann-Whitney U test and Chi-square test outcomes with Bonferroni correction (α=0.00385) and effect size </w:t>
-      </w:r>
-      <w:r>
-        <w:rPr>
-          <w:rFonts w:ascii="CMU Serif" w:hAnsi="CMU Serif" w:cs="CMU Serif"/>
-          <w:sz w:val="22"/>
-          <w:szCs w:val="22"/>
-        </w:rPr>
-        <w:t>analysis.</w:t>
+        <w:t>Sophisticated Mann-Whitney U test and Chi-square test outcomes with Bonferroni correction (α=0.00385) and effect size analysis.</w:t>
       </w:r>
     </w:p>
     <w:p>
@@ -3841,6 +3833,7 @@
   <w:style w:type="character" w:default="1" w:styleId="DefaultParagraphFont">
     <w:name w:val="Default Paragraph Font"/>
     <w:uiPriority w:val="1"/>
+    <w:semiHidden/>
     <w:unhideWhenUsed/>
   </w:style>
   <w:style w:type="table" w:default="1" w:styleId="TableNormal">
